--- a/docs/docx/diete_falc.docx
+++ b/docs/docx/diete_falc.docx
@@ -18,18 +18,13 @@
     <w:p/>
     <w:p>
       <w:r>
-        <w:t>Vous êtes à Marseille et vous avez besoin de conseils pour votre alimentation.</w:t>
-      </w:r>
-    </w:p>
-    <w:p>
-      <w:r>
-        <w:t>Vous êtes suivie par une diététicienne du Service Diététique de l'Hôpital Nord.</w:t>
+        <w:t>**Aliments à éviter**</w:t>
       </w:r>
     </w:p>
     <w:p/>
     <w:p>
       <w:r>
-        <w:t>Il est important d'éviter certains aliments pour votre santé.</w:t>
+        <w:t>Vous devez éviter certains aliments pour votre santé.</w:t>
       </w:r>
     </w:p>
     <w:p>
@@ -39,32 +34,62 @@
     </w:p>
     <w:p>
       <w:r>
-        <w:t>sucre, miel, confitures, gelées, crème de marrons, Nutella.</w:t>
+        <w:t>Sucre, miel, confitures, gelées, crème de marrons, Nutella.</w:t>
       </w:r>
     </w:p>
     <w:p>
       <w:r>
-        <w:t>Les bonbons, caramels, nougat, confiserie sont également à éviter.</w:t>
+        <w:t>Bonbons, caramels, nougat, confiserie.</w:t>
       </w:r>
     </w:p>
     <w:p>
       <w:r>
-        <w:t>Vous devez également éviter le chocolat, les pâtes de fruits, les pâtisseries, les biscuits et les viennoiseries.</w:t>
+        <w:t>Chocolat, pâtes de fruits.</w:t>
       </w:r>
     </w:p>
     <w:p>
       <w:r>
-        <w:t>Les fruits secs, les fruits confits, les yaourts, les fromages blancs et les petits suisses aux fruits sont également interdits.</w:t>
+        <w:t>Pâtisseries, biscuits, viennoiseries comme les croissants, pain au chocolat, brioche.</w:t>
       </w:r>
     </w:p>
     <w:p>
       <w:r>
-        <w:t>Les glaces, les sorbets, le lait concentré sucré, les jus de fruits, les sirops, les sodas et les boissons alcoolisées sont à éviter.</w:t>
+        <w:t>Fruits secs, fruits confits.</w:t>
       </w:r>
     </w:p>
     <w:p>
       <w:r>
-        <w:t>Le soja et les produits à base de soja, ainsi que les aliments acides ou épicés, sont également à éviter.</w:t>
+        <w:t>Yaourt, fromage blanc et petits suisses aux fruits, flans, entremets.</w:t>
+      </w:r>
+    </w:p>
+    <w:p>
+      <w:r>
+        <w:t>Glaces, sorbets.</w:t>
+      </w:r>
+    </w:p>
+    <w:p>
+      <w:r>
+        <w:t>Lait concentré sucré.</w:t>
+      </w:r>
+    </w:p>
+    <w:p>
+      <w:r>
+        <w:t>Jus de fruits, sirops, sodas, Coca-cola, toutes les boissons sucrées du commerce.</w:t>
+      </w:r>
+    </w:p>
+    <w:p>
+      <w:r>
+        <w:t>Toutes les boissons alcoolisées.</w:t>
+      </w:r>
+    </w:p>
+    <w:p>
+      <w:r>
+        <w:t>Le soja et les produits à base de soja comme le tofu.</w:t>
+      </w:r>
+    </w:p>
+    <w:p>
+      <w:r>
+        <w:t>Les aliments acides ou épicés.</w:t>
       </w:r>
     </w:p>
     <w:p/>
@@ -76,37 +101,43 @@
     <w:p/>
     <w:p>
       <w:r>
-        <w:t>Il est important de consommer des aliments sains pour maintenir votre santé.</w:t>
+        <w:t>**Aliments conseillés**</w:t>
+      </w:r>
+    </w:p>
+    <w:p/>
+    <w:p>
+      <w:r>
+        <w:t>Il est important de consommer des aliments équilibrés pour une bonne santé.</w:t>
       </w:r>
     </w:p>
     <w:p>
       <w:r>
-        <w:t>Les protéines animales sont essentielles pour votre santé.</w:t>
+        <w:t>Les protéines animales sont essentielles : au moins 1 portion par jour.</w:t>
       </w:r>
     </w:p>
     <w:p>
       <w:r>
-        <w:t>Vous devez consommer au moins une portion de protéines animales par jour.</w:t>
+        <w:t>Les viandes autorisées sont : bœuf, veau, agneau, porc, poulet, lapin, pintade, dinde, dindonneau.</w:t>
       </w:r>
     </w:p>
     <w:p>
       <w:r>
-        <w:t>Les viandes, telles que le bœuf, le veau, l'agneau, le porc, le poulet, le lapin, la pintade, la dinde et le dindonneau, sont autorisées.</w:t>
+        <w:t>Si vous n’êtes pas immunisée contre la toxoplasmose, consommez les viandes bien cuites et évitez les rillettes, pâtés, foie gras et viandes en gelée.</w:t>
       </w:r>
     </w:p>
     <w:p>
       <w:r>
-        <w:t>Cependant, si vous n'êtes pas immunisée contre la toxoplasmose, vous devez consommer les viandes bien cuites et éviter les rillettes, les pâtés, le foie gras et les viandes en gelée.</w:t>
+        <w:t>Les poissons autorisés sont : tous sauf espadon, crevettes, coquillages crus, poissons crus (sushi, tarama, surimi) et poissons fumés (hareng, saumon, truite).</w:t>
       </w:r>
     </w:p>
     <w:p>
       <w:r>
-        <w:t>Les poissons, à l'exception de l'espadon, des crevettes, des coquillages crus, des poissons crus et des poissons fumés, sont autorisés.</w:t>
+        <w:t>Privilégiez les poissons bleus comme le thon, le saumon, les maquereaux et les sardines.</w:t>
       </w:r>
     </w:p>
     <w:p>
       <w:r>
-        <w:t>Les œufs sont également une excellente source de protéines.</w:t>
+        <w:t>Les œufs sont également autorisés.</w:t>
       </w:r>
     </w:p>
     <w:p/>
@@ -118,42 +149,103 @@
     <w:p/>
     <w:p>
       <w:r>
-        <w:t>Les produits laitiers sont également importants pour votre santé.</w:t>
+        <w:t>**Produits laitiers et légumes**</w:t>
+      </w:r>
+    </w:p>
+    <w:p/>
+    <w:p>
+      <w:r>
+        <w:t>Les produits laitiers sont importants : au moins 4 par jour.</w:t>
       </w:r>
     </w:p>
     <w:p>
       <w:r>
-        <w:t>Vous devez consommer au moins quatre portions de produits laitiers par jour.</w:t>
+        <w:t>Les fromages autorisés sont ceux qui ne sont pas faits de lait cru et ne sont pas râpés industriels.</w:t>
       </w:r>
     </w:p>
     <w:p>
       <w:r>
-        <w:t>Les fromages, à l'exception des fromages au lait cru et des fromages râpés industriels, sont autorisés.</w:t>
+        <w:t>Le lait est autorisé en version demi-écrémé.</w:t>
       </w:r>
     </w:p>
     <w:p>
       <w:r>
-        <w:t>Le lait demi-écrémé et les laitages naturels non sucrés sont également autorisés.</w:t>
+        <w:t>Les laitages naturels et non sucrés sont également autorisés.</w:t>
       </w:r>
     </w:p>
     <w:p>
       <w:r>
-        <w:t>Les légumes et les fruits sont essentiels pour votre santé.</w:t>
+        <w:t>Les légumes et les fruits sont essentiels : consommez-les à chaque repas.</w:t>
       </w:r>
     </w:p>
     <w:p>
       <w:r>
-        <w:t>Vous devez consommer des légumes verts à chaque repas.</w:t>
+        <w:t>Les légumes verts frais ou surgelés sont autorisés à volonté.</w:t>
       </w:r>
     </w:p>
     <w:p>
       <w:r>
-        <w:t>Les fruits, tels que les pommes, les oranges, les poires, les pêches, les kiwis, les bananes, etc., sont autorisés.</w:t>
+        <w:t>Les fruits sont autorisés en quantité raisonnable.</w:t>
       </w:r>
     </w:p>
     <w:p>
       <w:r>
-        <w:t>Une portion de fruit équivaut à quatre morceaux de sucre.</w:t>
+        <w:t>Une portion de fruit équivaut à 4 morceaux de sucre.</w:t>
+      </w:r>
+    </w:p>
+    <w:p>
+      <w:r>
+        <w:t>Exemples de portions de fruits :</w:t>
+      </w:r>
+    </w:p>
+    <w:p>
+      <w:r>
+        <w:t>- ½ melon</w:t>
+      </w:r>
+    </w:p>
+    <w:p>
+      <w:r>
+        <w:t>- 1 grosse tranche de pastèque (250 g)</w:t>
+      </w:r>
+    </w:p>
+    <w:p>
+      <w:r>
+        <w:t>- 1 petite barquette de fraises, framboises, groseilles, mûres, myrtilles, cassis (250g)</w:t>
+      </w:r>
+    </w:p>
+    <w:p>
+      <w:r>
+        <w:t>- 2 mandarines, 4 clémentines « corse », 2 kiwis, 1 petit pamplemousse</w:t>
+      </w:r>
+    </w:p>
+    <w:p>
+      <w:r>
+        <w:t>- 1 poire, 1 pomme, 1 orange, 1 pêche ou brugnon</w:t>
+      </w:r>
+    </w:p>
+    <w:p>
+      <w:r>
+        <w:t>- 3 à 4 abricots, quetsches, reines Claude, 8 mirabelles, 10 litchis frais</w:t>
+      </w:r>
+    </w:p>
+    <w:p>
+      <w:r>
+        <w:t>- ¼ ananas ou 4 rondelles, ½ mangue ou 1 petite</w:t>
+      </w:r>
+    </w:p>
+    <w:p>
+      <w:r>
+        <w:t>- 12 à 15 grains de raisin ou cerises, 1 petite ou ½ banane</w:t>
+      </w:r>
+    </w:p>
+    <w:p>
+      <w:r>
+        <w:t>- 2 à 3 dattes, 3 à 4 pruneaux, 2 à 3 figues fraîches</w:t>
+      </w:r>
+    </w:p>
+    <w:p>
+      <w:r>
+        <w:t>- 1 coupelle de compote</w:t>
       </w:r>
     </w:p>
     <w:p/>
@@ -165,37 +257,48 @@
     <w:p/>
     <w:p>
       <w:r>
-        <w:t>Il est important de consommer des féculents à chaque repas.</w:t>
+        <w:t>**Féculents et journée type**</w:t>
+      </w:r>
+    </w:p>
+    <w:p/>
+    <w:p>
+      <w:r>
+        <w:t>Les féculents sont importants : consommez-les à chaque repas.</w:t>
       </w:r>
     </w:p>
     <w:p>
       <w:r>
-        <w:t>Les pains, les biscottes, les pâtes, le riz, la semoule, la polenta, le couscous, etc., sont autorisés.</w:t>
+        <w:t>Les pains, les biscottes, les céréales, les pâtes, le riz, la semoule, la polenta, le pilpil, le couscous sont autorisés.</w:t>
       </w:r>
     </w:p>
     <w:p>
       <w:r>
-        <w:t>Les pommes de terre, les légumes secs, les petits pois, les flageolets, les lentilles, les pois chiches, le maïs, les fèves, les haricots blancs ou rouges, les pois cassés et les maniocs sont également autorisés.</w:t>
+        <w:t>Les pommes de terre, en purée, à la vapeur, rissolées ou frites, sont également autorisées.</w:t>
       </w:r>
     </w:p>
     <w:p>
       <w:r>
-        <w:t>Voici quelques conseils pour vos repas :</w:t>
+        <w:t>Les légumes secs comme les petits pois, les flageolets, les lentilles, les pois chiche, le maïs, les fèves, les haricots blancs ou rouges, les pois cassés et le manioc, la banane verte et l'igname sont autorisés.</w:t>
       </w:r>
     </w:p>
     <w:p>
       <w:r>
-        <w:t>Au petit déjeuner, vous pouvez consommer un thé, un café ou un cacao, un produit laitier, un sucre lent, tel que du pain complet ou des céréales non sucrées, avec du beurre.</w:t>
+        <w:t>Voici un exemple de journée type :</w:t>
       </w:r>
     </w:p>
     <w:p>
       <w:r>
-        <w:t>Au déjeuner et au dîner, vous devez consommer des légumes verts, une portion de viande, de poisson ou d'œuf, une portion de féculents, un produit laitier et un fruit.</w:t>
+        <w:t>- Au petit déjeuner : boisson (thé, café, cacao), produit laitier (lait, laitage, fromage), sucre lent (pain complet ou aux céréales non sucrées + beurre).</w:t>
       </w:r>
     </w:p>
     <w:p>
       <w:r>
-        <w:t>Si vous avez faim entre les repas, vous pouvez consommer des aliments sans sucre, tels que des produits laitiers, des crudités ou des œufs durs.</w:t>
+        <w:t>- Au déjeuner et au dîner : légumes verts à volonté, portion de viande, poisson ou œuf, portion de sucre lent (petite assiette de féculents + petit morceau de pain ou assiette plus importante de féculents sans pain ou gros morceau de pain sans féculents), produit laitier, fruit.</w:t>
+      </w:r>
+    </w:p>
+    <w:p>
+      <w:r>
+        <w:t>- En cas de collation : consommez des aliments sans sucres, comme des produits laitiers, des crudités, des œufs durs ou du jambon.</w:t>
       </w:r>
     </w:p>
     <w:p>
@@ -242,60 +345,6 @@
     <w:p>
       <w:r>
         <w:t>Lien lecteur audio: https://daryazdr.github.io/Gestion-de-projet-M1-IDL-UGA/player/diete_falc_microsoft.html</w:t>
-      </w:r>
-    </w:p>
-    <w:p>
-      <w:r>
-        <w:br w:type="page"/>
-      </w:r>
-    </w:p>
-    <w:p>
-      <w:pPr>
-        <w:pStyle w:val="Heading1"/>
-      </w:pPr>
-      <w:r>
-        <w:t>Images du document source</w:t>
-      </w:r>
-    </w:p>
-    <w:p>
-      <w:r>
-        <w:t>diete_docx_1.jpeg</w:t>
-      </w:r>
-    </w:p>
-    <w:p>
-      <w:r>
-        <w:drawing>
-          <wp:inline xmlns:a="http://schemas.openxmlformats.org/drawingml/2006/main" xmlns:pic="http://schemas.openxmlformats.org/drawingml/2006/picture">
-            <wp:extent cx="5029200" cy="5946205"/>
-            <wp:docPr id="2" name="Picture 2"/>
-            <wp:cNvGraphicFramePr>
-              <a:graphicFrameLocks noChangeAspect="1"/>
-            </wp:cNvGraphicFramePr>
-            <a:graphic>
-              <a:graphicData uri="http://schemas.openxmlformats.org/drawingml/2006/picture">
-                <pic:pic>
-                  <pic:nvPicPr>
-                    <pic:cNvPr id="0" name="diete_docx_1.jpeg"/>
-                    <pic:cNvPicPr/>
-                  </pic:nvPicPr>
-                  <pic:blipFill>
-                    <a:blip r:embed="rId10"/>
-                    <a:stretch>
-                      <a:fillRect/>
-                    </a:stretch>
-                  </pic:blipFill>
-                  <pic:spPr>
-                    <a:xfrm>
-                      <a:off x="0" y="0"/>
-                      <a:ext cx="5029200" cy="5946205"/>
-                    </a:xfrm>
-                    <a:prstGeom prst="rect"/>
-                  </pic:spPr>
-                </pic:pic>
-              </a:graphicData>
-            </a:graphic>
-          </wp:inline>
-        </w:drawing>
       </w:r>
     </w:p>
     <w:sectPr>

--- a/docs/docx/diete_falc.docx
+++ b/docs/docx/diete_falc.docx
@@ -7,298 +7,108 @@
         <w:pStyle w:val="Heading1"/>
       </w:pPr>
       <w:r>
-        <w:t>Texte FALC (FR)</w:t>
+        <w:t>ALIMENTS A EVITER</w:t>
       </w:r>
     </w:p>
     <w:p>
       <w:r>
-        <w:t>Page 1 sur 4</w:t>
+        <w:t>interdits</w:t>
+      </w:r>
+    </w:p>
+    <w:p>
+      <w:r>
+        <w:t>Pour votre santé, il ne faut pas manger de sucre.</w:t>
+      </w:r>
+    </w:p>
+    <w:p>
+      <w:r>
+        <w:t>Ne mangez pas ces produits sucrés :</w:t>
+      </w:r>
+    </w:p>
+    <w:p>
+      <w:r>
+        <w:t>•</w:t>
+        <w:tab/>
+        <w:t>Le sucre, le miel et la confiture.</w:t>
+      </w:r>
+    </w:p>
+    <w:p>
+      <w:r>
+        <w:t>•</w:t>
+        <w:tab/>
+        <w:t>Le Nutella et la crème de marrons.</w:t>
+      </w:r>
+    </w:p>
+    <w:p>
+      <w:r>
+        <w:t>•</w:t>
+        <w:tab/>
+        <w:t>Les bonbons, les chocolats et les pâtisseries.</w:t>
+      </w:r>
+    </w:p>
+    <w:p>
+      <w:r>
+        <w:t>•</w:t>
+        <w:tab/>
+        <w:t>Les biscuits et les viennoiseries (croissants, brioches).</w:t>
+      </w:r>
+    </w:p>
+    <w:p>
+      <w:r>
+        <w:t>•</w:t>
+        <w:tab/>
+        <w:t>Les fruits secs et les fruits confits.</w:t>
+      </w:r>
+    </w:p>
+    <w:p>
+      <w:r>
+        <w:t>Ne buvez pas ces boissons :</w:t>
+      </w:r>
+    </w:p>
+    <w:p>
+      <w:r>
+        <w:t>•</w:t>
+        <w:tab/>
+        <w:t>Les jus de fruits et les sirops.</w:t>
+      </w:r>
+    </w:p>
+    <w:p>
+      <w:r>
+        <w:t>•</w:t>
+        <w:tab/>
+        <w:t>Les sodas (comme le Coca-Cola).</w:t>
+      </w:r>
+    </w:p>
+    <w:p>
+      <w:r>
+        <w:t>•</w:t>
+        <w:tab/>
+        <w:t>Les boissons avec de l’alcool.</w:t>
+      </w:r>
+    </w:p>
+    <w:p>
+      <w:r>
+        <w:t>Évitez aussi :</w:t>
+      </w:r>
+    </w:p>
+    <w:p>
+      <w:r>
+        <w:t>•</w:t>
+        <w:tab/>
+        <w:t>Le soja.</w:t>
+      </w:r>
+    </w:p>
+    <w:p>
+      <w:r>
+        <w:t>•</w:t>
+        <w:tab/>
+        <w:t>Les aliments très épicés ou acides (piment, citron).</w:t>
       </w:r>
     </w:p>
     <w:p/>
     <w:p>
       <w:r>
-        <w:t>**Aliments à éviter**</w:t>
-      </w:r>
-    </w:p>
-    <w:p/>
-    <w:p>
-      <w:r>
-        <w:t>Vous devez éviter certains aliments pour votre santé.</w:t>
-      </w:r>
-    </w:p>
-    <w:p>
-      <w:r>
-        <w:t>Ces aliments incluent :</w:t>
-      </w:r>
-    </w:p>
-    <w:p>
-      <w:r>
-        <w:t>Sucre, miel, confitures, gelées, crème de marrons, Nutella.</w:t>
-      </w:r>
-    </w:p>
-    <w:p>
-      <w:r>
-        <w:t>Bonbons, caramels, nougat, confiserie.</w:t>
-      </w:r>
-    </w:p>
-    <w:p>
-      <w:r>
-        <w:t>Chocolat, pâtes de fruits.</w:t>
-      </w:r>
-    </w:p>
-    <w:p>
-      <w:r>
-        <w:t>Pâtisseries, biscuits, viennoiseries comme les croissants, pain au chocolat, brioche.</w:t>
-      </w:r>
-    </w:p>
-    <w:p>
-      <w:r>
-        <w:t>Fruits secs, fruits confits.</w:t>
-      </w:r>
-    </w:p>
-    <w:p>
-      <w:r>
-        <w:t>Yaourt, fromage blanc et petits suisses aux fruits, flans, entremets.</w:t>
-      </w:r>
-    </w:p>
-    <w:p>
-      <w:r>
-        <w:t>Glaces, sorbets.</w:t>
-      </w:r>
-    </w:p>
-    <w:p>
-      <w:r>
-        <w:t>Lait concentré sucré.</w:t>
-      </w:r>
-    </w:p>
-    <w:p>
-      <w:r>
-        <w:t>Jus de fruits, sirops, sodas, Coca-cola, toutes les boissons sucrées du commerce.</w:t>
-      </w:r>
-    </w:p>
-    <w:p>
-      <w:r>
-        <w:t>Toutes les boissons alcoolisées.</w:t>
-      </w:r>
-    </w:p>
-    <w:p>
-      <w:r>
-        <w:t>Le soja et les produits à base de soja comme le tofu.</w:t>
-      </w:r>
-    </w:p>
-    <w:p>
-      <w:r>
-        <w:t>Les aliments acides ou épicés.</w:t>
-      </w:r>
-    </w:p>
-    <w:p/>
-    <w:p>
-      <w:r>
-        <w:t>Page 2 sur 4</w:t>
-      </w:r>
-    </w:p>
-    <w:p/>
-    <w:p>
-      <w:r>
-        <w:t>**Aliments conseillés**</w:t>
-      </w:r>
-    </w:p>
-    <w:p/>
-    <w:p>
-      <w:r>
-        <w:t>Il est important de consommer des aliments équilibrés pour une bonne santé.</w:t>
-      </w:r>
-    </w:p>
-    <w:p>
-      <w:r>
-        <w:t>Les protéines animales sont essentielles : au moins 1 portion par jour.</w:t>
-      </w:r>
-    </w:p>
-    <w:p>
-      <w:r>
-        <w:t>Les viandes autorisées sont : bœuf, veau, agneau, porc, poulet, lapin, pintade, dinde, dindonneau.</w:t>
-      </w:r>
-    </w:p>
-    <w:p>
-      <w:r>
-        <w:t>Si vous n’êtes pas immunisée contre la toxoplasmose, consommez les viandes bien cuites et évitez les rillettes, pâtés, foie gras et viandes en gelée.</w:t>
-      </w:r>
-    </w:p>
-    <w:p>
-      <w:r>
-        <w:t>Les poissons autorisés sont : tous sauf espadon, crevettes, coquillages crus, poissons crus (sushi, tarama, surimi) et poissons fumés (hareng, saumon, truite).</w:t>
-      </w:r>
-    </w:p>
-    <w:p>
-      <w:r>
-        <w:t>Privilégiez les poissons bleus comme le thon, le saumon, les maquereaux et les sardines.</w:t>
-      </w:r>
-    </w:p>
-    <w:p>
-      <w:r>
-        <w:t>Les œufs sont également autorisés.</w:t>
-      </w:r>
-    </w:p>
-    <w:p/>
-    <w:p>
-      <w:r>
-        <w:t>Page 3 sur 4</w:t>
-      </w:r>
-    </w:p>
-    <w:p/>
-    <w:p>
-      <w:r>
-        <w:t>**Produits laitiers et légumes**</w:t>
-      </w:r>
-    </w:p>
-    <w:p/>
-    <w:p>
-      <w:r>
-        <w:t>Les produits laitiers sont importants : au moins 4 par jour.</w:t>
-      </w:r>
-    </w:p>
-    <w:p>
-      <w:r>
-        <w:t>Les fromages autorisés sont ceux qui ne sont pas faits de lait cru et ne sont pas râpés industriels.</w:t>
-      </w:r>
-    </w:p>
-    <w:p>
-      <w:r>
-        <w:t>Le lait est autorisé en version demi-écrémé.</w:t>
-      </w:r>
-    </w:p>
-    <w:p>
-      <w:r>
-        <w:t>Les laitages naturels et non sucrés sont également autorisés.</w:t>
-      </w:r>
-    </w:p>
-    <w:p>
-      <w:r>
-        <w:t>Les légumes et les fruits sont essentiels : consommez-les à chaque repas.</w:t>
-      </w:r>
-    </w:p>
-    <w:p>
-      <w:r>
-        <w:t>Les légumes verts frais ou surgelés sont autorisés à volonté.</w:t>
-      </w:r>
-    </w:p>
-    <w:p>
-      <w:r>
-        <w:t>Les fruits sont autorisés en quantité raisonnable.</w:t>
-      </w:r>
-    </w:p>
-    <w:p>
-      <w:r>
-        <w:t>Une portion de fruit équivaut à 4 morceaux de sucre.</w:t>
-      </w:r>
-    </w:p>
-    <w:p>
-      <w:r>
-        <w:t>Exemples de portions de fruits :</w:t>
-      </w:r>
-    </w:p>
-    <w:p>
-      <w:r>
-        <w:t>- ½ melon</w:t>
-      </w:r>
-    </w:p>
-    <w:p>
-      <w:r>
-        <w:t>- 1 grosse tranche de pastèque (250 g)</w:t>
-      </w:r>
-    </w:p>
-    <w:p>
-      <w:r>
-        <w:t>- 1 petite barquette de fraises, framboises, groseilles, mûres, myrtilles, cassis (250g)</w:t>
-      </w:r>
-    </w:p>
-    <w:p>
-      <w:r>
-        <w:t>- 2 mandarines, 4 clémentines « corse », 2 kiwis, 1 petit pamplemousse</w:t>
-      </w:r>
-    </w:p>
-    <w:p>
-      <w:r>
-        <w:t>- 1 poire, 1 pomme, 1 orange, 1 pêche ou brugnon</w:t>
-      </w:r>
-    </w:p>
-    <w:p>
-      <w:r>
-        <w:t>- 3 à 4 abricots, quetsches, reines Claude, 8 mirabelles, 10 litchis frais</w:t>
-      </w:r>
-    </w:p>
-    <w:p>
-      <w:r>
-        <w:t>- ¼ ananas ou 4 rondelles, ½ mangue ou 1 petite</w:t>
-      </w:r>
-    </w:p>
-    <w:p>
-      <w:r>
-        <w:t>- 12 à 15 grains de raisin ou cerises, 1 petite ou ½ banane</w:t>
-      </w:r>
-    </w:p>
-    <w:p>
-      <w:r>
-        <w:t>- 2 à 3 dattes, 3 à 4 pruneaux, 2 à 3 figues fraîches</w:t>
-      </w:r>
-    </w:p>
-    <w:p>
-      <w:r>
-        <w:t>- 1 coupelle de compote</w:t>
-      </w:r>
-    </w:p>
-    <w:p/>
-    <w:p>
-      <w:r>
-        <w:t>Page 4 sur 4</w:t>
-      </w:r>
-    </w:p>
-    <w:p/>
-    <w:p>
-      <w:r>
-        <w:t>**Féculents et journée type**</w:t>
-      </w:r>
-    </w:p>
-    <w:p/>
-    <w:p>
-      <w:r>
-        <w:t>Les féculents sont importants : consommez-les à chaque repas.</w:t>
-      </w:r>
-    </w:p>
-    <w:p>
-      <w:r>
-        <w:t>Les pains, les biscottes, les céréales, les pâtes, le riz, la semoule, la polenta, le pilpil, le couscous sont autorisés.</w:t>
-      </w:r>
-    </w:p>
-    <w:p>
-      <w:r>
-        <w:t>Les pommes de terre, en purée, à la vapeur, rissolées ou frites, sont également autorisées.</w:t>
-      </w:r>
-    </w:p>
-    <w:p>
-      <w:r>
-        <w:t>Les légumes secs comme les petits pois, les flageolets, les lentilles, les pois chiche, le maïs, les fèves, les haricots blancs ou rouges, les pois cassés et le manioc, la banane verte et l'igname sont autorisés.</w:t>
-      </w:r>
-    </w:p>
-    <w:p>
-      <w:r>
-        <w:t>Voici un exemple de journée type :</w:t>
-      </w:r>
-    </w:p>
-    <w:p>
-      <w:r>
-        <w:t>- Au petit déjeuner : boisson (thé, café, cacao), produit laitier (lait, laitage, fromage), sucre lent (pain complet ou aux céréales non sucrées + beurre).</w:t>
-      </w:r>
-    </w:p>
-    <w:p>
-      <w:r>
-        <w:t>- Au déjeuner et au dîner : légumes verts à volonté, portion de viande, poisson ou œuf, portion de sucre lent (petite assiette de féculents + petit morceau de pain ou assiette plus importante de féculents sans pain ou gros morceau de pain sans féculents), produit laitier, fruit.</w:t>
-      </w:r>
-    </w:p>
-    <w:p>
-      <w:r>
-        <w:t>- En cas de collation : consommez des aliments sans sucres, comme des produits laitiers, des crudités, des œufs durs ou du jambon.</w:t>
+        <w:t>Aliments</w:t>
       </w:r>
     </w:p>
     <w:p>
@@ -319,7 +129,7 @@
               <a:graphicData uri="http://schemas.openxmlformats.org/drawingml/2006/picture">
                 <pic:pic>
                   <pic:nvPicPr>
-                    <pic:cNvPr id="0" name="diete_falc_microsoft.png"/>
+                    <pic:cNvPr id="0" name="diete_falc.png"/>
                     <pic:cNvPicPr/>
                   </pic:nvPicPr>
                   <pic:blipFill>
@@ -344,7 +154,471 @@
     </w:p>
     <w:p>
       <w:r>
-        <w:t>Lien lecteur audio: https://daryazdr.github.io/Gestion-de-projet-M1-IDL-UGA/player/diete_falc_microsoft.html</w:t>
+        <w:t>Lien lecteur audio: https://daryazdr.github.io/Gestion-de-projet-M1-IDL-UGA/player/diete_falc.html</w:t>
+      </w:r>
+    </w:p>
+    <w:p/>
+    <w:p>
+      <w:pPr>
+        <w:pStyle w:val="Heading1"/>
+      </w:pPr>
+      <w:r>
+        <w:t>ALIMENTS CONSEILLES</w:t>
+      </w:r>
+    </w:p>
+    <w:p>
+      <w:r>
+        <w:t>conseillés</w:t>
+      </w:r>
+    </w:p>
+    <w:p>
+      <w:r>
+        <w:t>La viande, le poisson et les œufs</w:t>
+      </w:r>
+    </w:p>
+    <w:p>
+      <w:r>
+        <w:t>Mangez des protéines au moins 1 fois par jours.</w:t>
+      </w:r>
+    </w:p>
+    <w:p>
+      <w:r>
+        <w:t>La viande :</w:t>
+      </w:r>
+    </w:p>
+    <w:p>
+      <w:r>
+        <w:t>•</w:t>
+        <w:tab/>
+        <w:t>Vous pouvez manger : bœuf, veau, porc, poulet, lapin, dinde.</w:t>
+      </w:r>
+    </w:p>
+    <w:p>
+      <w:r>
+        <w:t>•</w:t>
+        <w:tab/>
+        <w:t>Attention : Si vous n'êtes pas protégée contre la toxoplasmose, la viande doit être très cuite.</w:t>
+      </w:r>
+    </w:p>
+    <w:p>
+      <w:r>
+        <w:t>•</w:t>
+        <w:tab/>
+        <w:t>Ne mangez pas : de rillettes, de pâté, de foie gras ou de viande en gelée.</w:t>
+      </w:r>
+    </w:p>
+    <w:p>
+      <w:r>
+        <w:t>Le poisson :</w:t>
+      </w:r>
+    </w:p>
+    <w:p>
+      <w:r>
+        <w:t>•</w:t>
+        <w:tab/>
+        <w:t>Vous pouvez manger presque tous les poissons.</w:t>
+      </w:r>
+    </w:p>
+    <w:p>
+      <w:r>
+        <w:t>•</w:t>
+        <w:tab/>
+        <w:t>Les poissons "bleus" sont très bons pour la santé (thon, saumon, sardines, maquereaux).</w:t>
+      </w:r>
+    </w:p>
+    <w:p>
+      <w:r>
+        <w:t>•</w:t>
+        <w:tab/>
+        <w:t>Ne mangez pas : d'espadon, de crevettes, de poisson cru (sushis), de surimi ou de poisson fumé.</w:t>
+      </w:r>
+    </w:p>
+    <w:p>
+      <w:r>
+        <w:t>Les œufs :</w:t>
+      </w:r>
+    </w:p>
+    <w:p>
+      <w:r>
+        <w:t>•</w:t>
+        <w:tab/>
+        <w:t>Vous pouvez manger des œufs.</w:t>
+      </w:r>
+    </w:p>
+    <w:p/>
+    <w:p/>
+    <w:p/>
+    <w:p>
+      <w:r>
+        <w:t>Le lait et les laitages</w:t>
+      </w:r>
+    </w:p>
+    <w:p>
+      <w:r>
+        <w:t>Mangez 4 produits laitiers par jour.</w:t>
+      </w:r>
+    </w:p>
+    <w:p>
+      <w:r>
+        <w:t>•</w:t>
+        <w:tab/>
+        <w:t>Vous pouvez manger : du lait demi-écrémé, des yaourts nature ou du fromage blanc nature.</w:t>
+      </w:r>
+    </w:p>
+    <w:p>
+      <w:r>
+        <w:t>•</w:t>
+        <w:tab/>
+        <w:t>Le fromage : Vous pouvez manger du fromage.</w:t>
+      </w:r>
+    </w:p>
+    <w:p>
+      <w:r>
+        <w:t>•</w:t>
+        <w:tab/>
+        <w:t>Ne mangez pas : de fromage au lait cru, de fromage râpé en sachet ou la croûte du fromage.</w:t>
+      </w:r>
+    </w:p>
+    <w:p/>
+    <w:p>
+      <w:r>
+        <w:t>Les légumes et les fruits</w:t>
+      </w:r>
+    </w:p>
+    <w:p>
+      <w:r>
+        <w:t>Il faut en manger à chaque repas.</w:t>
+      </w:r>
+    </w:p>
+    <w:p>
+      <w:r>
+        <w:t>Les légumes :</w:t>
+      </w:r>
+    </w:p>
+    <w:p>
+      <w:r>
+        <w:t>•</w:t>
+        <w:tab/>
+        <w:t>Mangez des légumes verts à volonté (frais ou surgelés).</w:t>
+      </w:r>
+    </w:p>
+    <w:p>
+      <w:r>
+        <w:t>Les fruits :</w:t>
+      </w:r>
+    </w:p>
+    <w:p>
+      <w:r>
+        <w:t>•</w:t>
+        <w:tab/>
+        <w:t>Mangez 1 fruit au dessert à chaque repas.</w:t>
+      </w:r>
+    </w:p>
+    <w:p>
+      <w:r>
+        <w:t>•</w:t>
+        <w:tab/>
+        <w:t>Voici ce que veut dire "1 portion de fruit" :</w:t>
+      </w:r>
+    </w:p>
+    <w:p>
+      <w:r>
+        <w:t>o</w:t>
+        <w:tab/>
+        <w:t>1 pomme, 1 poire, 1 orange ou 1 pêche.</w:t>
+      </w:r>
+    </w:p>
+    <w:p>
+      <w:r>
+        <w:t>o</w:t>
+        <w:tab/>
+        <w:t>2 kiwis ou 2 mandarines.</w:t>
+      </w:r>
+    </w:p>
+    <w:p>
+      <w:r>
+        <w:t>o</w:t>
+        <w:tab/>
+        <w:t>1 petite barquette de fraises ou de framboises.</w:t>
+      </w:r>
+    </w:p>
+    <w:p>
+      <w:r>
+        <w:t>o</w:t>
+        <w:tab/>
+        <w:t>12 grains de raisin ou 12 cerises.</w:t>
+      </w:r>
+    </w:p>
+    <w:p>
+      <w:r>
+        <w:t>o</w:t>
+        <w:tab/>
+        <w:t>Une demi-banane.</w:t>
+      </w:r>
+    </w:p>
+    <w:p>
+      <w:r>
+        <w:t>o</w:t>
+        <w:tab/>
+        <w:t>Une petite coupelle de compote sans sucre.</w:t>
+      </w:r>
+    </w:p>
+    <w:p/>
+    <w:p>
+      <w:r>
+        <w:t>Les féculents</w:t>
+      </w:r>
+    </w:p>
+    <w:p>
+      <w:r>
+        <w:t>Les féculents vous donnent de l'énergie. Mangez-en à chaque repas.</w:t>
+      </w:r>
+    </w:p>
+    <w:p>
+      <w:r>
+        <w:t>•</w:t>
+        <w:tab/>
+        <w:t>Le pain : pain complet, pain de mie ou biscottes.</w:t>
+      </w:r>
+    </w:p>
+    <w:p>
+      <w:r>
+        <w:t>•</w:t>
+        <w:tab/>
+        <w:t>Les céréales : pâtes, riz, semoule, polenta, couscous.</w:t>
+      </w:r>
+    </w:p>
+    <w:p>
+      <w:r>
+        <w:t>•</w:t>
+        <w:tab/>
+        <w:t>Les pommes de terre : à la vapeur, en purée ou au four.</w:t>
+      </w:r>
+    </w:p>
+    <w:p>
+      <w:r>
+        <w:t>•</w:t>
+        <w:tab/>
+        <w:t>Les légumes secs : lentilles, pois chiches, haricots blancs ou rouges, petits pois, maïs.</w:t>
+      </w:r>
+    </w:p>
+    <w:p>
+      <w:r>
+        <w:t>QR lecteur audio:</w:t>
+      </w:r>
+    </w:p>
+    <w:p>
+      <w:r>
+        <w:drawing>
+          <wp:inline xmlns:a="http://schemas.openxmlformats.org/drawingml/2006/main" xmlns:pic="http://schemas.openxmlformats.org/drawingml/2006/picture">
+            <wp:extent cx="1371600" cy="1371600"/>
+            <wp:docPr id="2" name="Picture 2"/>
+            <wp:cNvGraphicFramePr>
+              <a:graphicFrameLocks noChangeAspect="1"/>
+            </wp:cNvGraphicFramePr>
+            <a:graphic>
+              <a:graphicData uri="http://schemas.openxmlformats.org/drawingml/2006/picture">
+                <pic:pic>
+                  <pic:nvPicPr>
+                    <pic:cNvPr id="0" name="diete_falc.png"/>
+                    <pic:cNvPicPr/>
+                  </pic:nvPicPr>
+                  <pic:blipFill>
+                    <a:blip r:embed="rId9"/>
+                    <a:stretch>
+                      <a:fillRect/>
+                    </a:stretch>
+                  </pic:blipFill>
+                  <pic:spPr>
+                    <a:xfrm>
+                      <a:off x="0" y="0"/>
+                      <a:ext cx="1371600" cy="1371600"/>
+                    </a:xfrm>
+                    <a:prstGeom prst="rect"/>
+                  </pic:spPr>
+                </pic:pic>
+              </a:graphicData>
+            </a:graphic>
+          </wp:inline>
+        </w:drawing>
+      </w:r>
+    </w:p>
+    <w:p>
+      <w:r>
+        <w:t>Lien lecteur audio: https://daryazdr.github.io/Gestion-de-projet-M1-IDL-UGA/player/diete_falc.html</w:t>
+      </w:r>
+    </w:p>
+    <w:p/>
+    <w:p>
+      <w:pPr>
+        <w:pStyle w:val="Heading1"/>
+      </w:pPr>
+      <w:r>
+        <w:t>JOURNEE TYPE</w:t>
+      </w:r>
+    </w:p>
+    <w:p>
+      <w:r>
+        <w:t>Journée type</w:t>
+      </w:r>
+    </w:p>
+    <w:p>
+      <w:r>
+        <w:t>Le matin (Petit-déjeuner) :</w:t>
+      </w:r>
+    </w:p>
+    <w:p>
+      <w:r>
+        <w:t>•</w:t>
+        <w:tab/>
+        <w:t>1 boisson : thé, café ou cacao (sans sucre).</w:t>
+      </w:r>
+    </w:p>
+    <w:p>
+      <w:r>
+        <w:t>•</w:t>
+        <w:tab/>
+        <w:t>1 produit laitier (lait ou yaourt nature).</w:t>
+      </w:r>
+    </w:p>
+    <w:p>
+      <w:r>
+        <w:t>•</w:t>
+        <w:tab/>
+        <w:t>Du pain complet ou des céréales sans sucre avec un peu de beurre.</w:t>
+      </w:r>
+    </w:p>
+    <w:p>
+      <w:r>
+        <w:t>Le midi et le soir (Déjeuner et Dîner) :</w:t>
+      </w:r>
+    </w:p>
+    <w:p>
+      <w:r>
+        <w:t>•</w:t>
+        <w:tab/>
+        <w:t>Des légumes verts (autant que vous voulez).</w:t>
+      </w:r>
+    </w:p>
+    <w:p>
+      <w:r>
+        <w:t>•</w:t>
+        <w:tab/>
+        <w:t>Une portion de viande, de poisson, d'œuf ou de jambon.</w:t>
+      </w:r>
+    </w:p>
+    <w:p>
+      <w:r>
+        <w:t>•</w:t>
+        <w:tab/>
+        <w:t>Une portion d'énergie, au choix :</w:t>
+      </w:r>
+    </w:p>
+    <w:p>
+      <w:r>
+        <w:t>o</w:t>
+        <w:tab/>
+        <w:t>Une assiette de féculents (pâtes, riz...) ET un petit morceau de pain.</w:t>
+      </w:r>
+    </w:p>
+    <w:p>
+      <w:r>
+        <w:t>o</w:t>
+        <w:tab/>
+        <w:t>OU une grande assiette de féculents (sans pain).</w:t>
+      </w:r>
+    </w:p>
+    <w:p>
+      <w:r>
+        <w:t>o</w:t>
+        <w:tab/>
+        <w:t>OU un gros morceau de pain (sans féculents).</w:t>
+      </w:r>
+    </w:p>
+    <w:p>
+      <w:r>
+        <w:t>•</w:t>
+        <w:tab/>
+        <w:t>1 produit laitier (fromage ou yaourt nature).</w:t>
+      </w:r>
+    </w:p>
+    <w:p>
+      <w:r>
+        <w:t>•</w:t>
+        <w:tab/>
+        <w:t>1 fruit.</w:t>
+      </w:r>
+    </w:p>
+    <w:p>
+      <w:r>
+        <w:t>Si vous avez faim entre les repas (Collation) : Ne mangez pas de sucre. Vous pouvez manger :</w:t>
+      </w:r>
+    </w:p>
+    <w:p>
+      <w:r>
+        <w:t>•</w:t>
+        <w:tab/>
+        <w:t>Un yaourt nature.</w:t>
+      </w:r>
+    </w:p>
+    <w:p>
+      <w:r>
+        <w:t>•</w:t>
+        <w:tab/>
+        <w:t>Des légumes crus (carotte, concombre).</w:t>
+      </w:r>
+    </w:p>
+    <w:p>
+      <w:r>
+        <w:t>•</w:t>
+        <w:tab/>
+        <w:t>Un œuf dur ou une tranche de jambon.</w:t>
+      </w:r>
+    </w:p>
+    <w:p>
+      <w:r>
+        <w:t>QR lecteur audio:</w:t>
+      </w:r>
+    </w:p>
+    <w:p>
+      <w:r>
+        <w:drawing>
+          <wp:inline xmlns:a="http://schemas.openxmlformats.org/drawingml/2006/main" xmlns:pic="http://schemas.openxmlformats.org/drawingml/2006/picture">
+            <wp:extent cx="1371600" cy="1371600"/>
+            <wp:docPr id="3" name="Picture 3"/>
+            <wp:cNvGraphicFramePr>
+              <a:graphicFrameLocks noChangeAspect="1"/>
+            </wp:cNvGraphicFramePr>
+            <a:graphic>
+              <a:graphicData uri="http://schemas.openxmlformats.org/drawingml/2006/picture">
+                <pic:pic>
+                  <pic:nvPicPr>
+                    <pic:cNvPr id="0" name="diete_falc.png"/>
+                    <pic:cNvPicPr/>
+                  </pic:nvPicPr>
+                  <pic:blipFill>
+                    <a:blip r:embed="rId9"/>
+                    <a:stretch>
+                      <a:fillRect/>
+                    </a:stretch>
+                  </pic:blipFill>
+                  <pic:spPr>
+                    <a:xfrm>
+                      <a:off x="0" y="0"/>
+                      <a:ext cx="1371600" cy="1371600"/>
+                    </a:xfrm>
+                    <a:prstGeom prst="rect"/>
+                  </pic:spPr>
+                </pic:pic>
+              </a:graphicData>
+            </a:graphic>
+          </wp:inline>
+        </w:drawing>
+      </w:r>
+    </w:p>
+    <w:p>
+      <w:r>
+        <w:t>Lien lecteur audio: https://daryazdr.github.io/Gestion-de-projet-M1-IDL-UGA/player/diete_falc.html</w:t>
       </w:r>
     </w:p>
     <w:sectPr>
